--- a/testakten/sozialrecht-teilhabeassistenz-autismus-berufsschule-regensburg/06_betrieb_stellungnahme_ausbildung_2026-07-02.docx
+++ b/testakten/sozialrecht-teilhabeassistenz-autismus-berufsschule-regensburg/06_betrieb_stellungnahme_ausbildung_2026-07-02.docx
@@ -4,27 +4,36 @@
   <w:body>
     <w:p>
       <w:pPr>
-        <w:jc w:val="right"/>
+        <w:spacing w:after="120" w:line="259" w:lineRule="auto"/>
+        <w:jc w:val="left"/>
       </w:pPr>
       <w:r>
         <w:rPr>
           <w:rFonts w:ascii="Times New Roman" w:hAnsi="Times New Roman"/>
-          <w:i/>
-          <w:sz w:val="18"/>
+          <w:b w:val="0"/>
+          <w:i w:val="0"/>
+          <w:sz w:val="22"/>
         </w:rPr>
-        <w:t>Kanzlei Lindenhof und Partner mbB | Aktenzeichen intern 2026-</w:t>
+        <w:t>Kanzlei Ahlers und Brinkmann | Aktenzeichen intern 2026-SOZ-1745</w:t>
       </w:r>
     </w:p>
     <w:p>
       <w:pPr>
         <w:pStyle w:val="Heading1"/>
+        <w:spacing w:before="120" w:after="60" w:line="259" w:lineRule="auto"/>
       </w:pPr>
       <w:r>
+        <w:rPr>
+          <w:rFonts w:ascii="Times New Roman" w:hAnsi="Times New Roman"/>
+          <w:b/>
+          <w:sz w:val="22"/>
+        </w:rPr>
         <w:t>Stellungnahme Ausbildungsbetrieb</w:t>
       </w:r>
     </w:p>
     <w:p>
       <w:pPr>
+        <w:spacing w:line="259" w:lineRule="auto" w:after="60"/>
         <w:jc w:val="both"/>
       </w:pPr>
       <w:r>
@@ -33,6 +42,7 @@
     </w:p>
     <w:p>
       <w:pPr>
+        <w:spacing w:line="259" w:lineRule="auto" w:after="60"/>
         <w:jc w:val="both"/>
       </w:pPr>
       <w:r>
@@ -40,13 +50,58 @@
       </w:r>
     </w:p>
     <w:sectPr>
+      <w:headerReference w:type="default" r:id="rId9"/>
+      <w:footerReference w:type="default" r:id="rId10"/>
       <w:pgSz w:w="12240" w:h="15840"/>
-      <w:pgMar w:top="1134" w:right="1247" w:bottom="1134" w:left="1247" w:header="720" w:footer="720" w:gutter="0"/>
+      <w:pgMar w:top="1191" w:right="1247" w:bottom="1134" w:left="1361" w:header="720" w:footer="720" w:gutter="0"/>
       <w:cols w:space="720"/>
       <w:docGrid w:linePitch="360"/>
     </w:sectPr>
   </w:body>
 </w:document>
+</file>
+
+<file path=word/footer1.xml><?xml version="1.0" encoding="utf-8"?>
+<w:ftr xmlns:m="http://schemas.openxmlformats.org/officeDocument/2006/math" xmlns:mc="http://schemas.openxmlformats.org/markup-compatibility/2006" xmlns:mo="http://schemas.microsoft.com/office/mac/office/2008/main" xmlns:mv="urn:schemas-microsoft-com:mac:vml" xmlns:o="urn:schemas-microsoft-com:office:office" xmlns:r="http://schemas.openxmlformats.org/officeDocument/2006/relationships" xmlns:v="urn:schemas-microsoft-com:vml" xmlns:w10="urn:schemas-microsoft-com:office:word" xmlns:w14="http://schemas.microsoft.com/office/word/2010/wordml" xmlns:w="http://schemas.openxmlformats.org/wordprocessingml/2006/main" xmlns:wne="http://schemas.microsoft.com/office/word/2006/wordml" xmlns:wp14="http://schemas.microsoft.com/office/word/2010/wordprocessingDrawing" xmlns:wp="http://schemas.openxmlformats.org/drawingml/2006/wordprocessingDrawing" xmlns:wpc="http://schemas.microsoft.com/office/word/2010/wordprocessingCanvas" xmlns:wpg="http://schemas.microsoft.com/office/word/2010/wordprocessingGroup" xmlns:wpi="http://schemas.microsoft.com/office/word/2010/wordprocessingInk" xmlns:wps="http://schemas.microsoft.com/office/word/2010/wordprocessingShape" mc:Ignorable="w14 wp14">
+  <w:p>
+    <w:pPr>
+      <w:pStyle w:val="Footer"/>
+      <w:jc w:val="left"/>
+    </w:pPr>
+    <w:r/>
+    <w:r>
+      <w:rPr>
+        <w:rFonts w:ascii="Times New Roman" w:hAnsi="Times New Roman"/>
+        <w:b w:val="0"/>
+        <w:color w:val="777777"/>
+        <w:sz w:val="17"/>
+      </w:rPr>
+      <w:t>Vertraulich | Bearbeitungsstand Juli 2026 | nur zur Aktenbearbeitung</w:t>
+    </w:r>
+  </w:p>
+</w:ftr>
+</file>
+
+<file path=word/header1.xml><?xml version="1.0" encoding="utf-8"?>
+<w:hdr xmlns:m="http://schemas.openxmlformats.org/officeDocument/2006/math" xmlns:mc="http://schemas.openxmlformats.org/markup-compatibility/2006" xmlns:mo="http://schemas.microsoft.com/office/mac/office/2008/main" xmlns:mv="urn:schemas-microsoft-com:mac:vml" xmlns:o="urn:schemas-microsoft-com:office:office" xmlns:r="http://schemas.openxmlformats.org/officeDocument/2006/relationships" xmlns:v="urn:schemas-microsoft-com:vml" xmlns:w10="urn:schemas-microsoft-com:office:word" xmlns:w14="http://schemas.microsoft.com/office/word/2010/wordml" xmlns:w="http://schemas.openxmlformats.org/wordprocessingml/2006/main" xmlns:wne="http://schemas.microsoft.com/office/word/2006/wordml" xmlns:wp14="http://schemas.microsoft.com/office/word/2010/wordprocessingDrawing" xmlns:wp="http://schemas.openxmlformats.org/drawingml/2006/wordprocessingDrawing" xmlns:wpc="http://schemas.microsoft.com/office/word/2010/wordprocessingCanvas" xmlns:wpg="http://schemas.microsoft.com/office/word/2010/wordprocessingGroup" xmlns:wpi="http://schemas.microsoft.com/office/word/2010/wordprocessingInk" xmlns:wps="http://schemas.microsoft.com/office/word/2010/wordprocessingShape" mc:Ignorable="w14 wp14">
+  <w:p>
+    <w:pPr>
+      <w:pStyle w:val="Header"/>
+      <w:jc w:val="left"/>
+    </w:pPr>
+    <w:r/>
+    <w:r>
+      <w:rPr>
+        <w:rFonts w:ascii="Times New Roman" w:hAnsi="Times New Roman"/>
+        <w:b w:val="0"/>
+        <w:i w:val="0"/>
+        <w:color w:val="666666"/>
+        <w:sz w:val="17"/>
+      </w:rPr>
+      <w:t>Kanzlei Ahlers und Brinkmann | Sozialrechtliche Leistungsakte | Bearbeitungsstand Juli 2026</w:t>
+    </w:r>
+  </w:p>
+</w:hdr>
 </file>
 
 <file path=word/numbering.xml><?xml version="1.0" encoding="utf-8"?>
@@ -476,7 +531,7 @@
       <w:outlineLvl w:val="0"/>
     </w:pPr>
     <w:rPr>
-      <w:rFonts w:asciiTheme="majorHAnsi" w:eastAsiaTheme="majorEastAsia" w:hAnsiTheme="majorHAnsi" w:cstheme="majorBidi"/>
+      <w:rFonts w:asciiTheme="majorHAnsi" w:eastAsiaTheme="majorEastAsia" w:hAnsiTheme="majorHAnsi" w:cstheme="majorBidi" w:ascii="Times New Roman" w:hAnsi="Times New Roman"/>
       <w:b/>
       <w:bCs/>
       <w:color w:val="365F91" w:themeColor="accent1" w:themeShade="BF"/>
@@ -500,11 +555,11 @@
       <w:outlineLvl w:val="1"/>
     </w:pPr>
     <w:rPr>
-      <w:rFonts w:asciiTheme="majorHAnsi" w:eastAsiaTheme="majorEastAsia" w:hAnsiTheme="majorHAnsi" w:cstheme="majorBidi"/>
+      <w:rFonts w:asciiTheme="majorHAnsi" w:eastAsiaTheme="majorEastAsia" w:hAnsiTheme="majorHAnsi" w:cstheme="majorBidi" w:ascii="Times New Roman" w:hAnsi="Times New Roman"/>
       <w:b/>
       <w:bCs/>
       <w:color w:val="4F81BD" w:themeColor="accent1"/>
-      <w:sz w:val="26"/>
+      <w:sz w:val="24"/>
       <w:szCs w:val="26"/>
     </w:rPr>
   </w:style>
@@ -765,11 +820,12 @@
       <w:contextualSpacing/>
     </w:pPr>
     <w:rPr>
-      <w:rFonts w:asciiTheme="majorHAnsi" w:eastAsiaTheme="majorEastAsia" w:hAnsiTheme="majorHAnsi" w:cstheme="majorBidi"/>
+      <w:rFonts w:asciiTheme="majorHAnsi" w:eastAsiaTheme="majorEastAsia" w:hAnsiTheme="majorHAnsi" w:cstheme="majorBidi" w:ascii="Times New Roman" w:hAnsi="Times New Roman"/>
+      <w:b/>
       <w:color w:val="17365D" w:themeColor="text2" w:themeShade="BF"/>
       <w:spacing w:val="5"/>
       <w:kern w:val="28"/>
-      <w:sz w:val="52"/>
+      <w:sz w:val="30"/>
       <w:szCs w:val="52"/>
     </w:rPr>
   </w:style>

--- a/testakten/sozialrecht-teilhabeassistenz-autismus-berufsschule-regensburg/06_betrieb_stellungnahme_ausbildung_2026-07-02.docx
+++ b/testakten/sozialrecht-teilhabeassistenz-autismus-berufsschule-regensburg/06_betrieb_stellungnahme_ausbildung_2026-07-02.docx
@@ -4,56 +4,327 @@
   <w:body>
     <w:p>
       <w:pPr>
-        <w:spacing w:after="120" w:line="259" w:lineRule="auto"/>
-        <w:jc w:val="left"/>
+        <w:spacing w:after="180"/>
       </w:pPr>
       <w:r>
         <w:rPr>
-          <w:rFonts w:ascii="Times New Roman" w:hAnsi="Times New Roman"/>
+          <w:rFonts w:ascii="Arial" w:hAnsi="Arial" w:eastAsia="Arial"/>
+          <w:b/>
+          <w:color w:val="5C6569"/>
+          <w:sz w:val="16"/>
+        </w:rPr>
+        <w:t>BETRIEBLICHE STELLUNGNAHME</w:t>
+      </w:r>
+    </w:p>
+    <w:p>
+      <w:pPr>
+        <w:spacing w:after="100"/>
+      </w:pPr>
+      <w:r>
+        <w:rPr>
+          <w:rFonts w:ascii="Arial" w:hAnsi="Arial" w:eastAsia="Arial"/>
           <w:b w:val="0"/>
-          <w:i w:val="0"/>
-          <w:sz w:val="22"/>
+          <w:color w:val="5C6569"/>
+          <w:sz w:val="14"/>
         </w:rPr>
-        <w:t>Kanzlei Ahlers und Brinkmann | Aktenzeichen intern 2026-SOZ-1745</w:t>
+        <w:t>Donauhafen Logistik GmbH · Wiener Straße 12 · 93055 Regensburg</w:t>
+      </w:r>
+    </w:p>
+    <w:p>
+      <w:pPr>
+        <w:spacing w:after="0"/>
+      </w:pPr>
+      <w:r>
+        <w:rPr>
+          <w:rFonts w:ascii="Arial" w:hAnsi="Arial" w:eastAsia="Arial"/>
+          <w:b w:val="0"/>
+          <w:sz w:val="18"/>
+        </w:rPr>
+        <w:t>Bezirk Oberpfalz</w:t>
+      </w:r>
+    </w:p>
+    <w:p>
+      <w:pPr>
+        <w:spacing w:after="0"/>
+      </w:pPr>
+      <w:r>
+        <w:rPr>
+          <w:rFonts w:ascii="Arial" w:hAnsi="Arial" w:eastAsia="Arial"/>
+          <w:b w:val="0"/>
+          <w:sz w:val="18"/>
+        </w:rPr>
+        <w:t>Referat Eingliederungshilfe</w:t>
+      </w:r>
+    </w:p>
+    <w:p/>
+    <w:tbl>
+      <w:tblPr>
+        <w:tblW w:type="auto" w:w="0"/>
+        <w:jc w:val="right"/>
+        <w:tblLayout w:type="fixed"/>
+        <w:tblLook w:firstColumn="1" w:firstRow="1" w:lastColumn="0" w:lastRow="0" w:noHBand="0" w:noVBand="1" w:val="04A0"/>
+      </w:tblPr>
+      <w:tblGrid>
+        <w:gridCol w:w="4720"/>
+        <w:gridCol w:w="4720"/>
+      </w:tblGrid>
+      <w:tr>
+        <w:tc>
+          <w:tcPr>
+            <w:tcW w:type="dxa" w:w="1757"/>
+          </w:tcPr>
+          <w:p>
+            <w:r>
+              <w:rPr>
+                <w:rFonts w:ascii="Arial" w:hAnsi="Arial" w:eastAsia="Arial"/>
+                <w:b/>
+                <w:color w:val="5C6569"/>
+                <w:sz w:val="16"/>
+              </w:rPr>
+              <w:t>Datum</w:t>
+            </w:r>
+          </w:p>
+        </w:tc>
+        <w:tc>
+          <w:tcPr>
+            <w:tcW w:type="dxa" w:w="2948"/>
+          </w:tcPr>
+          <w:p>
+            <w:r>
+              <w:rPr>
+                <w:rFonts w:ascii="Arial" w:hAnsi="Arial" w:eastAsia="Arial"/>
+                <w:b w:val="0"/>
+                <w:sz w:val="16"/>
+              </w:rPr>
+              <w:t>2. Juli 2026</w:t>
+            </w:r>
+          </w:p>
+        </w:tc>
+      </w:tr>
+      <w:tr>
+        <w:tc>
+          <w:tcPr>
+            <w:tcW w:type="dxa" w:w="1757"/>
+          </w:tcPr>
+          <w:p>
+            <w:r>
+              <w:rPr>
+                <w:rFonts w:ascii="Arial" w:hAnsi="Arial" w:eastAsia="Arial"/>
+                <w:b/>
+                <w:color w:val="5C6569"/>
+                <w:sz w:val="16"/>
+              </w:rPr>
+              <w:t>Aktenzeichen</w:t>
+            </w:r>
+          </w:p>
+        </w:tc>
+        <w:tc>
+          <w:tcPr>
+            <w:tcW w:type="dxa" w:w="2948"/>
+          </w:tcPr>
+          <w:p>
+            <w:r>
+              <w:rPr>
+                <w:rFonts w:ascii="Arial" w:hAnsi="Arial" w:eastAsia="Arial"/>
+                <w:b w:val="0"/>
+                <w:sz w:val="16"/>
+              </w:rPr>
+              <w:t>A-2025-44 / mos</w:t>
+            </w:r>
+          </w:p>
+        </w:tc>
+      </w:tr>
+      <w:tr>
+        <w:tc>
+          <w:tcPr>
+            <w:tcW w:type="dxa" w:w="1757"/>
+          </w:tcPr>
+          <w:p>
+            <w:r>
+              <w:rPr>
+                <w:rFonts w:ascii="Arial" w:hAnsi="Arial" w:eastAsia="Arial"/>
+                <w:b/>
+                <w:color w:val="5C6569"/>
+                <w:sz w:val="16"/>
+              </w:rPr>
+              <w:t>Bearbeitung</w:t>
+            </w:r>
+          </w:p>
+        </w:tc>
+        <w:tc>
+          <w:tcPr>
+            <w:tcW w:type="dxa" w:w="2948"/>
+          </w:tcPr>
+          <w:p>
+            <w:r>
+              <w:rPr>
+                <w:rFonts w:ascii="Arial" w:hAnsi="Arial" w:eastAsia="Arial"/>
+                <w:b w:val="0"/>
+                <w:sz w:val="16"/>
+              </w:rPr>
+              <w:t>Gerald Moser · Michael Kraus</w:t>
+            </w:r>
+          </w:p>
+        </w:tc>
+      </w:tr>
+    </w:tbl>
+    <w:p/>
+    <w:p>
+      <w:pPr>
+        <w:pStyle w:val="Title"/>
+      </w:pPr>
+      <w:r>
+        <w:rPr>
+          <w:rFonts w:ascii="Arial" w:hAnsi="Arial" w:eastAsia="Arial"/>
+          <w:b/>
+          <w:color w:val="173941"/>
+          <w:sz w:val="34"/>
+        </w:rPr>
+        <w:t>Ausbildung von Levin Schuster und Unterstützungsbedarf in der Berufsschule</w:t>
+      </w:r>
+    </w:p>
+    <w:p>
+      <w:pPr>
+        <w:jc w:val="both"/>
+      </w:pPr>
+      <w:r>
+        <w:rPr>
+          <w:rFonts w:ascii="Arial" w:hAnsi="Arial" w:eastAsia="Arial"/>
+          <w:b w:val="0"/>
+          <w:sz w:val="21"/>
+        </w:rPr>
+        <w:t>Sehr geehrte Damen und Herren,</w:t>
       </w:r>
     </w:p>
     <w:p>
       <w:pPr>
         <w:pStyle w:val="Heading1"/>
-        <w:spacing w:before="120" w:after="60" w:line="259" w:lineRule="auto"/>
       </w:pPr>
       <w:r>
-        <w:rPr>
-          <w:rFonts w:ascii="Times New Roman" w:hAnsi="Times New Roman"/>
-          <w:b/>
-          <w:sz w:val="22"/>
-        </w:rPr>
-        <w:t>Stellungnahme Ausbildungsbetrieb</w:t>
+        <w:t>1. Ausbildungsverhältnis</w:t>
       </w:r>
     </w:p>
     <w:p>
       <w:pPr>
-        <w:spacing w:line="259" w:lineRule="auto" w:after="60"/>
         <w:jc w:val="both"/>
       </w:pPr>
       <w:r>
-        <w:t>Der Betrieb bestätigt verlässliche Arbeitsleistung bei stabiler Struktur und bittet um Sicherung des Berufsschulbesuchs. Ohne Blockunterricht sei die Ausbildung gefährdet.</w:t>
+        <w:rPr>
+          <w:rFonts w:ascii="Arial" w:hAnsi="Arial" w:eastAsia="Arial"/>
+          <w:b w:val="0"/>
+          <w:sz w:val="21"/>
+        </w:rPr>
+        <w:t>Herr Levin Schuster absolviert seit 1. September 2025 in unserem Unternehmen die Ausbildung zum Fachlageristen. Er ist im Wareneingang und in der Kleinteilekommissionierung eingesetzt. Sein Ausbilder ist Herr Michael Kraus.</w:t>
       </w:r>
     </w:p>
     <w:p>
       <w:pPr>
-        <w:spacing w:line="259" w:lineRule="auto" w:after="60"/>
+        <w:pStyle w:val="Heading1"/>
+      </w:pPr>
+      <w:r>
+        <w:t>2. Leistung im Betrieb</w:t>
+      </w:r>
+    </w:p>
+    <w:p>
+      <w:pPr>
         <w:jc w:val="both"/>
       </w:pPr>
       <w:r>
-        <w:t>Die Personalabteilung bietet eine betriebliche Bezugsperson an, kann aber keine Schulassistenz stellen.</w:t>
+        <w:rPr>
+          <w:rFonts w:ascii="Arial" w:hAnsi="Arial" w:eastAsia="Arial"/>
+          <w:b w:val="0"/>
+          <w:sz w:val="21"/>
+        </w:rPr>
+        <w:t>Herr Schuster arbeitet sorgfältig, beachtet Sicherheitsregeln und erreicht bei wiederkehrenden Aufträgen die erwartete Qualität. Er nutzt schriftliche Tageskarten und meldet sich über eine vereinbarte Karte, wenn mündliche Anweisungen zu schnell erfolgen. Unentschuldigte Fehlzeiten im Betrieb bestehen nicht.</w:t>
+      </w:r>
+    </w:p>
+    <w:p>
+      <w:pPr>
+        <w:pStyle w:val="Heading1"/>
+      </w:pPr>
+      <w:r>
+        <w:t>3. Auswirkungen der Schulprobleme</w:t>
+      </w:r>
+    </w:p>
+    <w:p>
+      <w:pPr>
+        <w:jc w:val="both"/>
+      </w:pPr>
+      <w:r>
+        <w:rPr>
+          <w:rFonts w:ascii="Arial" w:hAnsi="Arial" w:eastAsia="Arial"/>
+          <w:b w:val="0"/>
+          <w:sz w:val="21"/>
+        </w:rPr>
+        <w:t>Nach den Blockwochen im März und April fehlte Herr Schuster jeweils einen weiteren Tag im Betrieb. Er berichtete von Überlastung und Sorge, den nächsten Block nicht zu bewältigen. Der Betrieb kann für die Berufsschule keine eigene Begleitperson freistellen. Eine vorzeitige Beendigung der Ausbildung ist nicht beabsichtigt; wiederholte längere Fehlzeiten würden aber die praktische Ausbildungsplanung erschweren.</w:t>
+      </w:r>
+    </w:p>
+    <w:p>
+      <w:pPr>
+        <w:pStyle w:val="Heading1"/>
+      </w:pPr>
+      <w:r>
+        <w:t>4. Mitwirkung</w:t>
+      </w:r>
+    </w:p>
+    <w:p>
+      <w:pPr>
+        <w:jc w:val="both"/>
+      </w:pPr>
+      <w:r>
+        <w:rPr>
+          <w:rFonts w:ascii="Arial" w:hAnsi="Arial" w:eastAsia="Arial"/>
+          <w:b w:val="0"/>
+          <w:sz w:val="21"/>
+        </w:rPr>
+        <w:t>Wir sind bereit, an einer Fallkonferenz teilzunehmen, den betrieblichen Wochenplan mit der Schule abzustimmen und eine Assistenz in unsere Kommunikationsregeln einzuweisen. Die Assistenz soll keine betrieblichen Entscheidungen treffen und keine fachlichen Leistungen bewerten.</w:t>
+      </w:r>
+    </w:p>
+    <w:p>
+      <w:pPr>
+        <w:jc w:val="both"/>
+      </w:pPr>
+      <w:r>
+        <w:rPr>
+          <w:rFonts w:ascii="Arial" w:hAnsi="Arial" w:eastAsia="Arial"/>
+          <w:b w:val="0"/>
+          <w:sz w:val="21"/>
+        </w:rPr>
+        <w:t>Mit freundlichen Grüßen</w:t>
+      </w:r>
+    </w:p>
+    <w:p>
+      <w:pPr>
+        <w:spacing w:before="280"/>
+      </w:pPr>
+      <w:r>
+        <w:rPr>
+          <w:rFonts w:ascii="Arial" w:hAnsi="Arial" w:eastAsia="Arial"/>
+          <w:b/>
+          <w:sz w:val="21"/>
+        </w:rPr>
+        <w:t>Gerald Moser · Michael Kraus</w:t>
+      </w:r>
+    </w:p>
+    <w:p>
+      <w:pPr>
+        <w:spacing w:after="0"/>
+      </w:pPr>
+      <w:r>
+        <w:rPr>
+          <w:rFonts w:ascii="Arial" w:hAnsi="Arial" w:eastAsia="Arial"/>
+          <w:b w:val="0"/>
+          <w:color w:val="5C6569"/>
+          <w:sz w:val="18"/>
+        </w:rPr>
+        <w:t>Geschäftsführer · Ausbilder</w:t>
       </w:r>
     </w:p>
     <w:sectPr>
       <w:headerReference w:type="default" r:id="rId9"/>
       <w:footerReference w:type="default" r:id="rId10"/>
-      <w:pgSz w:w="12240" w:h="15840"/>
-      <w:pgMar w:top="1191" w:right="1247" w:bottom="1134" w:left="1361" w:header="720" w:footer="720" w:gutter="0"/>
+      <w:pgSz w:w="11906" w:h="16838"/>
+      <w:pgMar w:top="1247" w:right="1134" w:bottom="1134" w:left="1332" w:header="454" w:footer="454" w:gutter="0"/>
       <w:cols w:space="720"/>
       <w:docGrid w:linePitch="360"/>
     </w:sectPr>
@@ -66,19 +337,68 @@
   <w:p>
     <w:pPr>
       <w:pStyle w:val="Footer"/>
-      <w:jc w:val="left"/>
-    </w:pPr>
-    <w:r/>
-    <w:r>
-      <w:rPr>
-        <w:rFonts w:ascii="Times New Roman" w:hAnsi="Times New Roman"/>
-        <w:b w:val="0"/>
-        <w:color w:val="777777"/>
-        <w:sz w:val="17"/>
-      </w:rPr>
-      <w:t>Vertraulich | Bearbeitungsstand Juli 2026 | nur zur Aktenbearbeitung</w:t>
-    </w:r>
+    </w:pPr>
   </w:p>
+  <w:tbl>
+    <w:tblPr>
+      <w:tblW w:type="auto" w:w="0"/>
+      <w:jc w:val="center"/>
+      <w:tblLayout w:type="fixed"/>
+      <w:tblLook w:firstColumn="1" w:firstRow="1" w:lastColumn="0" w:lastRow="0" w:noHBand="0" w:noVBand="1" w:val="04A0"/>
+    </w:tblPr>
+    <w:tblGrid>
+      <w:gridCol w:w="7257"/>
+      <w:gridCol w:w="2154"/>
+    </w:tblGrid>
+    <w:tr>
+      <w:tc>
+        <w:tcPr>
+          <w:tcW w:type="dxa" w:w="7257"/>
+        </w:tcPr>
+        <w:p>
+          <w:r>
+            <w:rPr>
+              <w:rFonts w:ascii="Arial" w:hAnsi="Arial" w:eastAsia="Arial"/>
+              <w:b w:val="0"/>
+              <w:color w:val="5C6569"/>
+              <w:sz w:val="14"/>
+            </w:rPr>
+            <w:t>Personalnummer A-2025-44 · Levin Schuster</w:t>
+          </w:r>
+        </w:p>
+      </w:tc>
+      <w:tc>
+        <w:tcPr>
+          <w:tcW w:type="dxa" w:w="2154"/>
+        </w:tcPr>
+        <w:p>
+          <w:pPr>
+            <w:jc w:val="right"/>
+          </w:pPr>
+          <w:r>
+            <w:rPr>
+              <w:rFonts w:ascii="Arial" w:hAnsi="Arial" w:eastAsia="Arial"/>
+              <w:b w:val="0"/>
+              <w:color w:val="5C6569"/>
+              <w:sz w:val="14"/>
+            </w:rPr>
+            <w:t xml:space="preserve">Seite </w:t>
+          </w:r>
+          <w:r>
+            <w:rPr>
+              <w:rFonts w:ascii="Arial" w:hAnsi="Arial" w:eastAsia="Arial"/>
+              <w:b w:val="0"/>
+              <w:color w:val="5C6569"/>
+              <w:sz w:val="14"/>
+            </w:rPr>
+            <w:fldChar w:fldCharType="begin"/>
+            <w:instrText xml:space="preserve">PAGE</w:instrText>
+            <w:fldChar w:fldCharType="end"/>
+          </w:r>
+        </w:p>
+      </w:tc>
+    </w:tr>
+  </w:tbl>
 </w:ftr>
 </file>
 
@@ -87,18 +407,58 @@
   <w:p>
     <w:pPr>
       <w:pStyle w:val="Header"/>
-      <w:jc w:val="left"/>
-    </w:pPr>
-    <w:r/>
+      <w:spacing w:after="20"/>
+    </w:pPr>
     <w:r>
       <w:rPr>
-        <w:rFonts w:ascii="Times New Roman" w:hAnsi="Times New Roman"/>
+        <w:rFonts w:ascii="Arial" w:hAnsi="Arial" w:eastAsia="Arial"/>
+        <w:b/>
+        <w:color w:val="173941"/>
+        <w:sz w:val="19"/>
+      </w:rPr>
+      <w:t>Donauhafen Logistik GmbH</w:t>
+    </w:r>
+  </w:p>
+  <w:p>
+    <w:pPr>
+      <w:spacing w:after="0"/>
+    </w:pPr>
+    <w:r>
+      <w:rPr>
+        <w:rFonts w:ascii="Arial" w:hAnsi="Arial" w:eastAsia="Arial"/>
         <w:b w:val="0"/>
-        <w:i w:val="0"/>
-        <w:color w:val="666666"/>
-        <w:sz w:val="17"/>
-      </w:rPr>
-      <w:t>Kanzlei Ahlers und Brinkmann | Sozialrechtliche Leistungsakte | Bearbeitungsstand Juli 2026</w:t>
+        <w:color w:val="5C6569"/>
+        <w:sz w:val="14"/>
+      </w:rPr>
+      <w:t>Wiener Straße 12 · 93055 Regensburg</w:t>
+    </w:r>
+  </w:p>
+  <w:p>
+    <w:pPr>
+      <w:spacing w:after="0"/>
+    </w:pPr>
+    <w:r>
+      <w:rPr>
+        <w:rFonts w:ascii="Arial" w:hAnsi="Arial" w:eastAsia="Arial"/>
+        <w:b w:val="0"/>
+        <w:color w:val="5C6569"/>
+        <w:sz w:val="14"/>
+      </w:rPr>
+      <w:t>Telefon 0941 78051-0 · ausbildung@donauhafen-logistik.example</w:t>
+    </w:r>
+  </w:p>
+  <w:p>
+    <w:pPr>
+      <w:spacing w:after="0"/>
+    </w:pPr>
+    <w:r>
+      <w:rPr>
+        <w:rFonts w:ascii="Arial" w:hAnsi="Arial" w:eastAsia="Arial"/>
+        <w:b w:val="0"/>
+        <w:color w:val="5C6569"/>
+        <w:sz w:val="14"/>
+      </w:rPr>
+      <w:t>Geschäftsführer: Gerald Moser · Amtsgericht Regensburg HRB 18821</w:t>
     </w:r>
   </w:p>
 </w:hdr>
@@ -467,9 +827,13 @@
     <w:name w:val="Normal"/>
     <w:qFormat/>
     <w:rsid w:val="00FC693F"/>
+    <w:pPr>
+      <w:spacing w:after="120" w:line="259" w:lineRule="auto"/>
+      <w:widowControl/>
+    </w:pPr>
     <w:rPr>
-      <w:rFonts w:ascii="Times New Roman" w:hAnsi="Times New Roman"/>
-      <w:sz w:val="22"/>
+      <w:rFonts w:ascii="Arial" w:hAnsi="Arial"/>
+      <w:sz w:val="21"/>
     </w:rPr>
   </w:style>
   <w:style w:type="paragraph" w:styleId="Header">
@@ -527,15 +891,15 @@
     <w:pPr>
       <w:keepNext/>
       <w:keepLines/>
-      <w:spacing w:before="480" w:after="0"/>
+      <w:spacing w:before="200" w:after="120"/>
       <w:outlineLvl w:val="0"/>
     </w:pPr>
     <w:rPr>
-      <w:rFonts w:asciiTheme="majorHAnsi" w:eastAsiaTheme="majorEastAsia" w:hAnsiTheme="majorHAnsi" w:cstheme="majorBidi" w:ascii="Times New Roman" w:hAnsi="Times New Roman"/>
+      <w:rFonts w:asciiTheme="majorHAnsi" w:eastAsiaTheme="majorEastAsia" w:hAnsiTheme="majorHAnsi" w:cstheme="majorBidi" w:ascii="Arial" w:hAnsi="Arial"/>
       <w:b/>
       <w:bCs/>
-      <w:color w:val="365F91" w:themeColor="accent1" w:themeShade="BF"/>
-      <w:sz w:val="28"/>
+      <w:color w:val="173941"/>
+      <w:sz w:val="26"/>
       <w:szCs w:val="28"/>
     </w:rPr>
   </w:style>
@@ -551,15 +915,15 @@
     <w:pPr>
       <w:keepNext/>
       <w:keepLines/>
-      <w:spacing w:before="200" w:after="0"/>
+      <w:spacing w:before="200" w:after="120"/>
       <w:outlineLvl w:val="1"/>
     </w:pPr>
     <w:rPr>
-      <w:rFonts w:asciiTheme="majorHAnsi" w:eastAsiaTheme="majorEastAsia" w:hAnsiTheme="majorHAnsi" w:cstheme="majorBidi" w:ascii="Times New Roman" w:hAnsi="Times New Roman"/>
+      <w:rFonts w:asciiTheme="majorHAnsi" w:eastAsiaTheme="majorEastAsia" w:hAnsiTheme="majorHAnsi" w:cstheme="majorBidi" w:ascii="Arial" w:hAnsi="Arial"/>
       <w:b/>
       <w:bCs/>
-      <w:color w:val="4F81BD" w:themeColor="accent1"/>
-      <w:sz w:val="24"/>
+      <w:color w:val="173941"/>
+      <w:sz w:val="22"/>
       <w:szCs w:val="26"/>
     </w:rPr>
   </w:style>
@@ -813,19 +1177,20 @@
     <w:qFormat/>
     <w:rsid w:val="00FC693F"/>
     <w:pPr>
+      <w:keepNext/>
       <w:pBdr>
         <w:bottom w:val="single" w:sz="8" w:space="4" w:color="4F81BD" w:themeColor="accent1"/>
       </w:pBdr>
-      <w:spacing w:after="300" w:line="240" w:lineRule="auto"/>
+      <w:spacing w:after="120" w:line="240" w:lineRule="auto" w:before="0"/>
       <w:contextualSpacing/>
     </w:pPr>
     <w:rPr>
-      <w:rFonts w:asciiTheme="majorHAnsi" w:eastAsiaTheme="majorEastAsia" w:hAnsiTheme="majorHAnsi" w:cstheme="majorBidi" w:ascii="Times New Roman" w:hAnsi="Times New Roman"/>
+      <w:rFonts w:asciiTheme="majorHAnsi" w:eastAsiaTheme="majorEastAsia" w:hAnsiTheme="majorHAnsi" w:cstheme="majorBidi" w:ascii="Arial" w:hAnsi="Arial"/>
       <w:b/>
-      <w:color w:val="17365D" w:themeColor="text2" w:themeShade="BF"/>
+      <w:color w:val="173941"/>
       <w:spacing w:val="5"/>
       <w:kern w:val="28"/>
-      <w:sz w:val="30"/>
+      <w:sz w:val="36"/>
       <w:szCs w:val="52"/>
     </w:rPr>
   </w:style>
